--- a/sketch.docx
+++ b/sketch.docx
@@ -277,12 +277,15 @@
     <w:p>
       <w:r>
         <w:rPr>
-          <w:rFonts w:ascii="MS Gothic" w:eastAsia="MS Gothic" w:hAnsi="MS Gothic" w:cs="MS Gothic" w:hint="eastAsia"/>
-        </w:rPr>
-        <w:t>├</w:t>
-      </w:r>
-      <w:r>
-        <w:t>── requirements.txt</w:t>
+          <w:rFonts w:ascii="MS Gothic" w:eastAsia="MS Gothic" w:hAnsi="MS Gothic" w:cs="MS Gothic"/>
+        </w:rPr>
+        <w:tab/>
+      </w:r>
+      <w:r>
+        <w:rPr>
+          <w:rFonts w:ascii="MS Gothic" w:eastAsia="MS Gothic" w:hAnsi="MS Gothic" w:cs="MS Gothic"/>
+        </w:rPr>
+        <w:tab/>
       </w:r>
     </w:p>
     <w:p>
